--- a/オフィス移転_EARTH昭和町ビル/output/01_事務所共同利用同意書_合意解約書_Golder_壮大_セリーヌライフ_Monde.docx
+++ b/オフィス移転_EARTH昭和町ビル/output/01_事務所共同利用同意書_合意解約書_Golder_壮大_セリーヌライフ_Monde.docx
@@ -1480,7 +1480,7 @@
           <w:sz w:val="21"/>
           <w:szCs w:val="21"/>
         </w:rPr>
-        <w:t xml:space="preserve">代表者　代表取締役 山根 【　　　】　　　　　　　　　印</w:t>
+        <w:t xml:space="preserve">代表者　代表取締役 山根 壮大　　　　　　　　　印</w:t>
       </w:r>
     </w:p>
     <w:p>

--- a/オフィス移転_EARTH昭和町ビル/output/01_事務所共同利用同意書_合意解約書_Golder_壮大_セリーヌライフ_Monde.docx
+++ b/オフィス移転_EARTH昭和町ビル/output/01_事務所共同利用同意書_合意解約書_Golder_壮大_セリーヌライフ_Monde.docx
@@ -1162,7 +1162,7 @@
           <w:sz w:val="21"/>
           <w:szCs w:val="21"/>
         </w:rPr>
-        <w:t xml:space="preserve">乙及び丙は、甲が2階契約に基づき賃借する物件（EARTH昭和町ビル2階・約40㎡）を甲と共同で利用することを希望しており、甲乙丙は、本合意解約書とは別に「事務所共同利用に関する同意書（2階）」（以下「2階同意書」という。）を締結する。乙及び丙による2階の利用条件（使用開始日、使用区画、分担額、運営デポジットその他）は、すべて2階同意書の定めによる。</w:t>
+        <w:t xml:space="preserve">乙及び丙は、甲が2階契約に基づき賃借する物件（EARTH昭和町ビル2階・約40㎡）を甲と共同で利用することを希望しており、甲乙丙は、本合意解約書とは別に「事務所共同利用に関する同意書（2階）」（以下「2階同意書」という。）を締結する。乙及び丙による2階の利用条件（使用開始日、使用区画、分担額その他）は、すべて2階同意書の定めによる。</w:t>
       </w:r>
     </w:p>
     <w:p>
